--- a/Practicals formatted/Practical 15.docx
+++ b/Practicals formatted/Practical 15.docx
@@ -128,82 +128,26 @@
     </w:p>
     <w:p>
       <w:pPr>
-        <w:pStyle w:val="Heading2"/>
         <w:rPr>
-          <w:rFonts w:ascii="Times New Roman" w:eastAsia="Times New Roman" w:hAnsi="Times New Roman" w:cstheme="minorBidi"/>
-          <w:b w:val="0"/>
-          <w:bCs w:val="0"/>
-          <w:color w:val="auto"/>
           <w:sz w:val="28"/>
-          <w:szCs w:val="22"/>
         </w:rPr>
       </w:pPr>
       <w:r>
         <w:rPr>
-          <w:rFonts w:ascii="Times New Roman" w:eastAsia="Times New Roman" w:hAnsi="Times New Roman" w:cstheme="minorBidi"/>
-          <w:b w:val="0"/>
-          <w:bCs w:val="0"/>
-          <w:color w:val="auto"/>
           <w:sz w:val="28"/>
-          <w:szCs w:val="22"/>
         </w:rPr>
-        <w:lastRenderedPageBreak/>
-        <w:t xml:space="preserve">Integrate all modules into a single deployable </w:t>
-      </w:r>
-      <w:proofErr w:type="spellStart"/>
-      <w:r>
-        <w:rPr>
-          <w:rFonts w:ascii="Times New Roman" w:eastAsia="Times New Roman" w:hAnsi="Times New Roman" w:cstheme="minorBidi"/>
-          <w:b w:val="0"/>
-          <w:bCs w:val="0"/>
-          <w:color w:val="auto"/>
-          <w:sz w:val="28"/>
-          <w:szCs w:val="22"/>
-        </w:rPr>
-        <w:t>StudentHub</w:t>
-      </w:r>
-      <w:proofErr w:type="spellEnd"/>
-      <w:r>
-        <w:rPr>
-          <w:rFonts w:ascii="Times New Roman" w:eastAsia="Times New Roman" w:hAnsi="Times New Roman" w:cstheme="minorBidi"/>
-          <w:b w:val="0"/>
-          <w:bCs w:val="0"/>
-          <w:color w:val="auto"/>
-          <w:sz w:val="28"/>
-          <w:szCs w:val="22"/>
-        </w:rPr>
-        <w:t xml:space="preserve"> portal. Verify navigation, responsiveness, authentication, database operations, security checks, AJAX functionality, and documentation. Deploy locally using XAMPP/Apache virtual host and submit GitHub repository.</w:t>
+        <w:t>Integrate all modules into a single deployable StudentHub portal. Verify navigation, responsiveness, authentication, database operations, security checks, AJAX functionality, and documentation. Deploy locally using XAMPP/Apache virtual host and submit GitHub repository.</w:t>
       </w:r>
     </w:p>
     <w:p>
       <w:pPr>
-        <w:pStyle w:val="Heading2"/>
         <w:rPr>
-          <w:rFonts w:ascii="Times New Roman" w:eastAsia="Times New Roman" w:hAnsi="Times New Roman" w:cstheme="minorBidi"/>
-          <w:b w:val="0"/>
-          <w:bCs w:val="0"/>
-          <w:color w:val="auto"/>
+          <w:bCs/>
           <w:sz w:val="28"/>
-          <w:szCs w:val="22"/>
-        </w:rPr>
-      </w:pPr>
-    </w:p>
-    <w:p>
-      <w:pPr>
-        <w:pStyle w:val="Heading2"/>
-        <w:rPr>
-          <w:rFonts w:ascii="Times New Roman" w:eastAsia="Times New Roman" w:hAnsi="Times New Roman" w:cstheme="minorBidi"/>
-          <w:bCs w:val="0"/>
-          <w:color w:val="auto"/>
-          <w:sz w:val="28"/>
-          <w:szCs w:val="22"/>
         </w:rPr>
       </w:pPr>
       <w:r>
         <w:rPr>
-          <w:rFonts w:ascii="Times New Roman" w:eastAsia="Times New Roman" w:hAnsi="Times New Roman" w:cstheme="minorBidi"/>
-          <w:bCs w:val="0"/>
-          <w:color w:val="auto"/>
           <w:sz w:val="32"/>
           <w:szCs w:val="24"/>
         </w:rPr>
@@ -212,21 +156,19 @@
     </w:p>
     <w:p>
       <w:pPr>
-        <w:pStyle w:val="Heading2"/>
         <w:rPr>
-          <w:sz w:val="36"/>
+          <w:color w:val="365F91" w:themeColor="accent1" w:themeShade="BF"/>
         </w:rPr>
       </w:pPr>
       <w:r>
+        <w:rPr>
+          <w:color w:val="365F91" w:themeColor="accent1" w:themeShade="BF"/>
+        </w:rPr>
         <w:t>Answers to key questions</w:t>
       </w:r>
     </w:p>
     <w:p>
       <w:pPr>
-        <w:pStyle w:val="Heading2"/>
-        <w:tabs>
-          <w:tab w:val="num" w:pos="360"/>
-        </w:tabs>
         <w:rPr>
           <w:color w:val="0D0D0D" w:themeColor="text1" w:themeTint="F2"/>
           <w:sz w:val="28"/>
@@ -244,10 +186,6 @@
     </w:p>
     <w:p>
       <w:pPr>
-        <w:pStyle w:val="Heading2"/>
-        <w:tabs>
-          <w:tab w:val="num" w:pos="360"/>
-        </w:tabs>
         <w:rPr>
           <w:color w:val="0D0D0D" w:themeColor="text1" w:themeTint="F2"/>
           <w:sz w:val="28"/>
@@ -265,10 +203,6 @@
     </w:p>
     <w:p>
       <w:pPr>
-        <w:pStyle w:val="Heading2"/>
-        <w:tabs>
-          <w:tab w:val="num" w:pos="360"/>
-        </w:tabs>
         <w:rPr>
           <w:color w:val="0D0D0D" w:themeColor="text1" w:themeTint="F2"/>
           <w:sz w:val="28"/>
@@ -286,10 +220,6 @@
     </w:p>
     <w:p>
       <w:pPr>
-        <w:pStyle w:val="Heading2"/>
-        <w:tabs>
-          <w:tab w:val="num" w:pos="360"/>
-        </w:tabs>
         <w:rPr>
           <w:color w:val="0D0D0D" w:themeColor="text1" w:themeTint="F2"/>
           <w:sz w:val="28"/>
@@ -307,10 +237,6 @@
     </w:p>
     <w:p>
       <w:pPr>
-        <w:pStyle w:val="Heading2"/>
-        <w:tabs>
-          <w:tab w:val="num" w:pos="360"/>
-        </w:tabs>
         <w:rPr>
           <w:color w:val="0D0D0D" w:themeColor="text1" w:themeTint="F2"/>
           <w:sz w:val="28"/>
@@ -328,10 +254,6 @@
     </w:p>
     <w:p>
       <w:pPr>
-        <w:pStyle w:val="Heading2"/>
-        <w:tabs>
-          <w:tab w:val="num" w:pos="360"/>
-        </w:tabs>
         <w:rPr>
           <w:color w:val="0D0D0D" w:themeColor="text1" w:themeTint="F2"/>
           <w:sz w:val="28"/>
@@ -365,6 +287,7 @@
           <w:sz w:val="28"/>
           <w:lang w:val="en-IN"/>
         </w:rPr>
+        <w:lastRenderedPageBreak/>
         <w:t>4. Is project documentation sufficient for installation and testing?</w:t>
       </w:r>
     </w:p>
@@ -565,18 +488,25 @@
           <w:szCs w:val="24"/>
           <w:lang w:val="en-IN" w:eastAsia="en-IN"/>
         </w:rPr>
-        <w:t xml:space="preserve">git </w:t>
+        <w:t>git init</w:t>
       </w:r>
-      <w:proofErr w:type="spellStart"/>
+    </w:p>
+    <w:p>
+      <w:pPr>
+        <w:rPr>
+          <w:rFonts w:hAnsi="Symbol" w:cs="Times New Roman"/>
+          <w:szCs w:val="24"/>
+          <w:lang w:val="en-IN" w:eastAsia="en-IN"/>
+        </w:rPr>
+      </w:pPr>
       <w:r>
         <w:rPr>
           <w:rFonts w:hAnsi="Symbol" w:cs="Times New Roman"/>
           <w:szCs w:val="24"/>
           <w:lang w:val="en-IN" w:eastAsia="en-IN"/>
         </w:rPr>
-        <w:t>init</w:t>
+        <w:t>git add .</w:t>
       </w:r>
-      <w:proofErr w:type="spellEnd"/>
     </w:p>
     <w:p>
       <w:pPr>
@@ -592,52 +522,7 @@
           <w:szCs w:val="24"/>
           <w:lang w:val="en-IN" w:eastAsia="en-IN"/>
         </w:rPr>
-        <w:t xml:space="preserve">git </w:t>
-      </w:r>
-      <w:proofErr w:type="gramStart"/>
-      <w:r>
-        <w:rPr>
-          <w:rFonts w:hAnsi="Symbol" w:cs="Times New Roman"/>
-          <w:szCs w:val="24"/>
-          <w:lang w:val="en-IN" w:eastAsia="en-IN"/>
-        </w:rPr>
-        <w:t>add .</w:t>
-      </w:r>
-      <w:proofErr w:type="gramEnd"/>
-    </w:p>
-    <w:p>
-      <w:pPr>
-        <w:rPr>
-          <w:rFonts w:hAnsi="Symbol" w:cs="Times New Roman"/>
-          <w:szCs w:val="24"/>
-          <w:lang w:val="en-IN" w:eastAsia="en-IN"/>
-        </w:rPr>
-      </w:pPr>
-      <w:r>
-        <w:rPr>
-          <w:rFonts w:hAnsi="Symbol" w:cs="Times New Roman"/>
-          <w:szCs w:val="24"/>
-          <w:lang w:val="en-IN" w:eastAsia="en-IN"/>
-        </w:rPr>
-        <w:t xml:space="preserve">git commit -m "Complete </w:t>
-      </w:r>
-      <w:proofErr w:type="spellStart"/>
-      <w:r>
-        <w:rPr>
-          <w:rFonts w:hAnsi="Symbol" w:cs="Times New Roman"/>
-          <w:szCs w:val="24"/>
-          <w:lang w:val="en-IN" w:eastAsia="en-IN"/>
-        </w:rPr>
-        <w:t>StudentHub</w:t>
-      </w:r>
-      <w:proofErr w:type="spellEnd"/>
-      <w:r>
-        <w:rPr>
-          <w:rFonts w:hAnsi="Symbol" w:cs="Times New Roman"/>
-          <w:szCs w:val="24"/>
-          <w:lang w:val="en-IN" w:eastAsia="en-IN"/>
-        </w:rPr>
-        <w:t xml:space="preserve"> project"</w:t>
+        <w:t>git commit -m "Complete StudentHub project"</w:t>
       </w:r>
     </w:p>
     <w:p>
@@ -731,18 +616,8 @@
           <w:szCs w:val="24"/>
           <w:lang w:val="en-IN" w:eastAsia="en-IN"/>
         </w:rPr>
-        <w:t xml:space="preserve"># </w:t>
+        <w:t># StudentHub</w:t>
       </w:r>
-      <w:proofErr w:type="spellStart"/>
-      <w:r>
-        <w:rPr>
-          <w:rFonts w:hAnsi="Symbol" w:cs="Times New Roman"/>
-          <w:szCs w:val="24"/>
-          <w:lang w:val="en-IN" w:eastAsia="en-IN"/>
-        </w:rPr>
-        <w:t>StudentHub</w:t>
-      </w:r>
-      <w:proofErr w:type="spellEnd"/>
     </w:p>
     <w:p>
       <w:pPr>
@@ -826,6 +701,7 @@
           <w:szCs w:val="24"/>
           <w:lang w:val="en-IN" w:eastAsia="en-IN"/>
         </w:rPr>
+        <w:lastRenderedPageBreak/>
         <w:t>- XAMPP</w:t>
       </w:r>
     </w:p>
@@ -869,25 +745,7 @@
           <w:szCs w:val="24"/>
           <w:lang w:val="en-IN" w:eastAsia="en-IN"/>
         </w:rPr>
-        <w:t xml:space="preserve">1. Copy the project into the XAMPP </w:t>
-      </w:r>
-      <w:proofErr w:type="spellStart"/>
-      <w:r>
-        <w:rPr>
-          <w:rFonts w:hAnsi="Symbol" w:cs="Times New Roman"/>
-          <w:szCs w:val="24"/>
-          <w:lang w:val="en-IN" w:eastAsia="en-IN"/>
-        </w:rPr>
-        <w:t>htdocs</w:t>
-      </w:r>
-      <w:proofErr w:type="spellEnd"/>
-      <w:r>
-        <w:rPr>
-          <w:rFonts w:hAnsi="Symbol" w:cs="Times New Roman"/>
-          <w:szCs w:val="24"/>
-          <w:lang w:val="en-IN" w:eastAsia="en-IN"/>
-        </w:rPr>
-        <w:t xml:space="preserve"> folder.</w:t>
+        <w:t>1. Copy the project into the XAMPP htdocs folder.</w:t>
       </w:r>
     </w:p>
     <w:p>
@@ -972,7 +830,6 @@
           <w:szCs w:val="24"/>
           <w:lang w:val="en-IN" w:eastAsia="en-IN"/>
         </w:rPr>
-        <w:lastRenderedPageBreak/>
         <w:t>6. Test registration, login, dashboards and logout.</w:t>
       </w:r>
     </w:p>
@@ -1021,25 +878,7 @@
           <w:sz w:val="28"/>
           <w:lang w:val="en-IN"/>
         </w:rPr>
-        <w:t xml:space="preserve">Integrated all </w:t>
-      </w:r>
-      <w:proofErr w:type="spellStart"/>
-      <w:r>
-        <w:rPr>
-          <w:bCs/>
-          <w:sz w:val="28"/>
-          <w:lang w:val="en-IN"/>
-        </w:rPr>
-        <w:t>StudentHub</w:t>
-      </w:r>
-      <w:proofErr w:type="spellEnd"/>
-      <w:r>
-        <w:rPr>
-          <w:bCs/>
-          <w:sz w:val="28"/>
-          <w:lang w:val="en-IN"/>
-        </w:rPr>
-        <w:t xml:space="preserve"> modules into one project.</w:t>
+        <w:t>Integrated all StudentHub modules into one project.</w:t>
       </w:r>
     </w:p>
     <w:p>
@@ -1257,6 +1096,7 @@
           <w:sz w:val="32"/>
           <w:szCs w:val="24"/>
         </w:rPr>
+        <w:lastRenderedPageBreak/>
         <w:t>https://github.com/kanan2007s-sys/Web-development-/tree/main</w:t>
       </w:r>
     </w:p>
